--- a/resources/forms/Martens5E_HKPropel_Form 20.5.docx
+++ b/resources/forms/Martens5E_HKPropel_Form 20.5.docx
@@ -7,13 +7,8 @@
         <w:pStyle w:val="Heading1"/>
         <w:spacing w:before="0" w:line="24" w:lineRule="atLeast"/>
       </w:pPr>
-      <w:proofErr w:type="gramStart"/>
-      <w:r>
-        <w:t>Form</w:t>
-      </w:r>
-      <w:proofErr w:type="gramEnd"/>
-      <w:r>
-        <w:t xml:space="preserve"> 20.5</w:t>
+      <w:r>
+        <w:t>Form 20.5</w:t>
       </w:r>
     </w:p>
     <w:p>
@@ -62,16 +57,11 @@
         <w:t>:</w:t>
       </w:r>
       <w:r>
-        <w:t xml:space="preserve"> (___</w:t>
-      </w:r>
-      <w:proofErr w:type="gramStart"/>
-      <w:r>
-        <w:t>_)</w:t>
+        <w:t xml:space="preserve"> (____)</w:t>
       </w:r>
       <w:r>
         <w:t>_</w:t>
       </w:r>
-      <w:proofErr w:type="gramEnd"/>
       <w:r>
         <w:t>____________</w:t>
       </w:r>
@@ -83,16 +73,11 @@
       <w:r>
         <w:t>Cell phone</w:t>
       </w:r>
-      <w:proofErr w:type="gramStart"/>
-      <w:r>
-        <w:t>:</w:t>
-      </w:r>
-      <w:r>
-        <w:t xml:space="preserve"> (_</w:t>
-      </w:r>
-      <w:proofErr w:type="gramEnd"/>
-      <w:r>
-        <w:t>___) ______________________ E-mail</w:t>
+      <w:r>
+        <w:t>:</w:t>
+      </w:r>
+      <w:r>
+        <w:t xml:space="preserve"> (____) ______________________ E-mail</w:t>
       </w:r>
       <w:r>
         <w:t>:</w:t>
@@ -106,21 +91,13 @@
     </w:p>
     <w:p>
       <w:r>
-        <w:t xml:space="preserve">Family </w:t>
-      </w:r>
-      <w:proofErr w:type="gramStart"/>
-      <w:r>
-        <w:t>physician</w:t>
-      </w:r>
-      <w:r>
-        <w:t>:</w:t>
-      </w:r>
-      <w:r>
-        <w:t xml:space="preserve"> __</w:t>
-      </w:r>
-      <w:proofErr w:type="gramEnd"/>
-      <w:r>
-        <w:t>_______________________________ Phone</w:t>
+        <w:t>Family physician</w:t>
+      </w:r>
+      <w:r>
+        <w:t>:</w:t>
+      </w:r>
+      <w:r>
+        <w:t xml:space="preserve"> _________________________________ Phone</w:t>
       </w:r>
       <w:r>
         <w:t>:</w:t>
@@ -344,7 +321,14 @@
         <w:sz w:val="20"/>
         <w:szCs w:val="20"/>
       </w:rPr>
-      <w:t xml:space="preserve">. (Human Kinetics, 2027). Reprinted by permission from R. Martens, </w:t>
+      <w:t xml:space="preserve"> </w:t>
+    </w:r>
+    <w:r>
+      <w:rPr>
+        <w:sz w:val="20"/>
+        <w:szCs w:val="20"/>
+      </w:rPr>
+      <w:t xml:space="preserve">(Human Kinetics, 2027). Reprinted by permission from R. Martens, </w:t>
     </w:r>
     <w:r>
       <w:rPr>
